--- a/Kovalev_Egor/LR_3/Kovalev_Egor_lb3.docx
+++ b/Kovalev_Egor/LR_3/Kovalev_Egor_lb3.docx
@@ -1073,15 +1073,7 @@
           <w:sz w:val="28"/>
           <w:szCs w:val="28"/>
         </w:rPr>
-        <w:t xml:space="preserve">2. </w:t>
-      </w:r>
-      <w:r>
-        <w:rPr>
-          <w:rFonts w:ascii="Times New Roman" w:hAnsi="Times New Roman"/>
-          <w:sz w:val="28"/>
-          <w:szCs w:val="28"/>
-        </w:rPr>
-        <w:t xml:space="preserve">Если </w:t>
+        <w:t xml:space="preserve">2. Если </w:t>
       </w:r>
       <w:r>
         <w:rPr>
@@ -1275,15 +1267,7 @@
           <w:sz w:val="28"/>
           <w:szCs w:val="28"/>
         </w:rPr>
-        <w:t xml:space="preserve">3. </w:t>
-      </w:r>
-      <w:r>
-        <w:rPr>
-          <w:rFonts w:ascii="Times New Roman" w:hAnsi="Times New Roman"/>
-          <w:sz w:val="28"/>
-          <w:szCs w:val="28"/>
-        </w:rPr>
-        <w:t>В противном случае корень находится в правой половине, и границы принимают вид: a</w:t>
+        <w:t>3. В противном случае корень находится в правой половине, и границы принимают вид: a</w:t>
       </w:r>
       <w:r>
         <w:rPr>
@@ -1796,9 +1780,9 @@
           <w:noProof/>
         </w:rPr>
         <w:drawing>
-          <wp:inline distT="0" distB="0" distL="0" distR="0" wp14:anchorId="2DFEE154" wp14:editId="50953105">
-            <wp:extent cx="1844080" cy="3075709"/>
-            <wp:effectExtent l="0" t="0" r="3810" b="0"/>
+          <wp:inline distT="0" distB="0" distL="0" distR="0" wp14:anchorId="2DFEE154" wp14:editId="1614BE06">
+            <wp:extent cx="2293620" cy="3825491"/>
+            <wp:effectExtent l="0" t="0" r="0" b="3810"/>
             <wp:docPr id="1" name="Picture 1"/>
             <wp:cNvGraphicFramePr>
               <a:graphicFrameLocks xmlns:a="http://schemas.openxmlformats.org/drawingml/2006/main" noChangeAspect="1"/>
@@ -1818,7 +1802,7 @@
                   <pic:spPr bwMode="auto">
                     <a:xfrm>
                       <a:off x="0" y="0"/>
-                      <a:ext cx="1875041" cy="3127349"/>
+                      <a:ext cx="2334991" cy="3894493"/>
                     </a:xfrm>
                     <a:prstGeom prst="rect">
                       <a:avLst/>
@@ -1849,9 +1833,9 @@
           <w:noProof/>
         </w:rPr>
         <w:drawing>
-          <wp:inline distT="0" distB="0" distL="0" distR="0" wp14:anchorId="3F519315" wp14:editId="28A18010">
-            <wp:extent cx="1741570" cy="3066473"/>
-            <wp:effectExtent l="0" t="0" r="0" b="635"/>
+          <wp:inline distT="0" distB="0" distL="0" distR="0" wp14:anchorId="3F519315" wp14:editId="5DD92FA7">
+            <wp:extent cx="2171700" cy="3823824"/>
+            <wp:effectExtent l="0" t="0" r="0" b="5715"/>
             <wp:docPr id="2" name="Picture 2"/>
             <wp:cNvGraphicFramePr>
               <a:graphicFrameLocks xmlns:a="http://schemas.openxmlformats.org/drawingml/2006/main" noChangeAspect="1"/>
@@ -1872,7 +1856,7 @@
                   <pic:spPr>
                     <a:xfrm>
                       <a:off x="0" y="0"/>
-                      <a:ext cx="1753682" cy="3087799"/>
+                      <a:ext cx="2194408" cy="3863807"/>
                     </a:xfrm>
                     <a:prstGeom prst="rect">
                       <a:avLst/>
@@ -2097,6 +2081,7 @@
           <w:szCs w:val="28"/>
         </w:rPr>
         <w:tab/>
+        <w:t>Производная: 4</w:t>
       </w:r>
       <w:r>
         <w:rPr>
@@ -2104,8 +2089,592 @@
           <w:color w:val="001A1E"/>
           <w:sz w:val="28"/>
           <w:szCs w:val="28"/>
-        </w:rPr>
-        <w:t>Создан файл main.cpp (Приложение А), который вызывает функцию BISECT.</w:t>
+          <w:lang w:val="en-US"/>
+        </w:rPr>
+        <w:t>x</w:t>
+      </w:r>
+      <w:r>
+        <w:rPr>
+          <w:rFonts w:ascii="Times New Roman" w:hAnsi="Times New Roman"/>
+          <w:color w:val="001A1E"/>
+          <w:sz w:val="28"/>
+          <w:szCs w:val="28"/>
+          <w:vertAlign w:val="superscript"/>
+        </w:rPr>
+        <w:t xml:space="preserve">3 </w:t>
+      </w:r>
+      <w:r>
+        <w:rPr>
+          <w:rFonts w:ascii="Times New Roman" w:hAnsi="Times New Roman"/>
+          <w:color w:val="001A1E"/>
+          <w:sz w:val="28"/>
+          <w:szCs w:val="28"/>
+        </w:rPr>
+        <w:t>– 26</w:t>
+      </w:r>
+      <w:r>
+        <w:rPr>
+          <w:rFonts w:ascii="Times New Roman" w:hAnsi="Times New Roman"/>
+          <w:color w:val="001A1E"/>
+          <w:sz w:val="28"/>
+          <w:szCs w:val="28"/>
+          <w:lang w:val="en-US"/>
+        </w:rPr>
+        <w:t>x</w:t>
+      </w:r>
+      <w:r>
+        <w:rPr>
+          <w:rFonts w:ascii="Times New Roman" w:hAnsi="Times New Roman"/>
+          <w:color w:val="001A1E"/>
+          <w:sz w:val="28"/>
+          <w:szCs w:val="28"/>
+        </w:rPr>
+        <w:t xml:space="preserve"> – 1/</w:t>
+      </w:r>
+      <w:r>
+        <w:rPr>
+          <w:rFonts w:ascii="Times New Roman" w:hAnsi="Times New Roman"/>
+          <w:color w:val="001A1E"/>
+          <w:sz w:val="28"/>
+          <w:szCs w:val="28"/>
+          <w:lang w:val="en-US"/>
+        </w:rPr>
+        <w:t>x</w:t>
+      </w:r>
+      <w:r>
+        <w:rPr>
+          <w:rFonts w:ascii="Times New Roman" w:hAnsi="Times New Roman"/>
+          <w:color w:val="001A1E"/>
+          <w:sz w:val="28"/>
+          <w:szCs w:val="28"/>
+          <w:vertAlign w:val="superscript"/>
+        </w:rPr>
+        <w:t>2</w:t>
+      </w:r>
+      <w:r>
+        <w:rPr>
+          <w:rFonts w:ascii="Times New Roman" w:hAnsi="Times New Roman"/>
+          <w:color w:val="001A1E"/>
+          <w:sz w:val="28"/>
+          <w:szCs w:val="28"/>
+        </w:rPr>
+        <w:t xml:space="preserve">. </w:t>
+      </w:r>
+      <w:r>
+        <w:rPr>
+          <w:rFonts w:ascii="Times New Roman" w:hAnsi="Times New Roman"/>
+          <w:color w:val="001A1E"/>
+          <w:sz w:val="28"/>
+          <w:szCs w:val="28"/>
+        </w:rPr>
+        <w:t xml:space="preserve">Нужно доказать, что производная не меняет знак для всех </w:t>
+      </w:r>
+      <w:r>
+        <w:rPr>
+          <w:rFonts w:ascii="Times New Roman" w:hAnsi="Times New Roman"/>
+          <w:color w:val="001A1E"/>
+          <w:sz w:val="28"/>
+          <w:szCs w:val="28"/>
+          <w:lang w:val="en-US"/>
+        </w:rPr>
+        <w:t>x</w:t>
+      </w:r>
+      <w:r>
+        <w:rPr>
+          <w:rFonts w:ascii="Times New Roman" w:hAnsi="Times New Roman"/>
+          <w:color w:val="001A1E"/>
+          <w:sz w:val="28"/>
+          <w:szCs w:val="28"/>
+        </w:rPr>
+        <w:t xml:space="preserve"> </w:t>
+      </w:r>
+      <w:r>
+        <w:rPr>
+          <w:rFonts w:ascii="Times New Roman" w:hAnsi="Times New Roman"/>
+          <w:color w:val="001A1E"/>
+          <w:sz w:val="28"/>
+          <w:szCs w:val="28"/>
+        </w:rPr>
+        <w:t xml:space="preserve">на </w:t>
+      </w:r>
+      <w:r>
+        <w:rPr>
+          <w:rFonts w:ascii="Times New Roman" w:hAnsi="Times New Roman"/>
+          <w:color w:val="001A1E"/>
+          <w:sz w:val="28"/>
+          <w:szCs w:val="28"/>
+        </w:rPr>
+        <w:t xml:space="preserve">[2.8, 3.2]. </w:t>
+      </w:r>
+      <w:r>
+        <w:rPr>
+          <w:rFonts w:ascii="Times New Roman" w:hAnsi="Times New Roman"/>
+          <w:color w:val="001A1E"/>
+          <w:sz w:val="28"/>
+          <w:szCs w:val="28"/>
+        </w:rPr>
+        <w:t xml:space="preserve">Для </w:t>
+      </w:r>
+      <w:r>
+        <w:rPr>
+          <w:rFonts w:ascii="Times New Roman" w:hAnsi="Times New Roman"/>
+          <w:color w:val="001A1E"/>
+          <w:sz w:val="28"/>
+          <w:szCs w:val="28"/>
+          <w:lang w:val="en-US"/>
+        </w:rPr>
+        <w:t>x</w:t>
+      </w:r>
+      <w:r>
+        <w:rPr>
+          <w:rFonts w:ascii="Times New Roman" w:hAnsi="Times New Roman"/>
+          <w:color w:val="001A1E"/>
+          <w:sz w:val="28"/>
+          <w:szCs w:val="28"/>
+        </w:rPr>
+        <w:t xml:space="preserve"> = 2.8</w:t>
+      </w:r>
+      <w:r>
+        <w:rPr>
+          <w:rFonts w:ascii="Times New Roman" w:hAnsi="Times New Roman"/>
+          <w:color w:val="001A1E"/>
+          <w:sz w:val="28"/>
+          <w:szCs w:val="28"/>
+          <w:lang w:val="en-US"/>
+        </w:rPr>
+        <w:t>:</w:t>
+      </w:r>
+      <w:r>
+        <w:rPr>
+          <w:rFonts w:ascii="Times New Roman" w:hAnsi="Times New Roman"/>
+          <w:color w:val="001A1E"/>
+          <w:sz w:val="28"/>
+          <w:szCs w:val="28"/>
+        </w:rPr>
+        <w:t xml:space="preserve"> </w:t>
+      </w:r>
+      <w:r>
+        <w:rPr>
+          <w:rFonts w:ascii="Times New Roman" w:hAnsi="Times New Roman"/>
+          <w:color w:val="001A1E"/>
+          <w:sz w:val="28"/>
+          <w:szCs w:val="28"/>
+          <w:lang w:val="en-US"/>
+        </w:rPr>
+        <w:t>f</w:t>
+      </w:r>
+      <w:r>
+        <w:rPr>
+          <w:rFonts w:ascii="Times New Roman" w:hAnsi="Times New Roman"/>
+          <w:color w:val="001A1E"/>
+          <w:sz w:val="28"/>
+          <w:szCs w:val="28"/>
+        </w:rPr>
+        <w:t>’(</w:t>
+      </w:r>
+      <w:r>
+        <w:rPr>
+          <w:rFonts w:ascii="Times New Roman" w:hAnsi="Times New Roman"/>
+          <w:color w:val="001A1E"/>
+          <w:sz w:val="28"/>
+          <w:szCs w:val="28"/>
+          <w:lang w:val="en-US"/>
+        </w:rPr>
+        <w:t>x</w:t>
+      </w:r>
+      <w:r>
+        <w:rPr>
+          <w:rFonts w:ascii="Times New Roman" w:hAnsi="Times New Roman"/>
+          <w:color w:val="001A1E"/>
+          <w:sz w:val="28"/>
+          <w:szCs w:val="28"/>
+        </w:rPr>
+        <w:t xml:space="preserve">) = 14.88. </w:t>
+      </w:r>
+      <w:r>
+        <w:rPr>
+          <w:rFonts w:ascii="Times New Roman" w:hAnsi="Times New Roman"/>
+          <w:color w:val="001A1E"/>
+          <w:sz w:val="28"/>
+          <w:szCs w:val="28"/>
+        </w:rPr>
+        <w:t xml:space="preserve">Для </w:t>
+      </w:r>
+      <w:r>
+        <w:rPr>
+          <w:rFonts w:ascii="Times New Roman" w:hAnsi="Times New Roman"/>
+          <w:color w:val="001A1E"/>
+          <w:sz w:val="28"/>
+          <w:szCs w:val="28"/>
+          <w:lang w:val="en-US"/>
+        </w:rPr>
+        <w:t>x</w:t>
+      </w:r>
+      <w:r>
+        <w:rPr>
+          <w:rFonts w:ascii="Times New Roman" w:hAnsi="Times New Roman"/>
+          <w:color w:val="001A1E"/>
+          <w:sz w:val="28"/>
+          <w:szCs w:val="28"/>
+        </w:rPr>
+        <w:t xml:space="preserve"> = </w:t>
+      </w:r>
+      <w:r>
+        <w:rPr>
+          <w:rFonts w:ascii="Times New Roman" w:hAnsi="Times New Roman"/>
+          <w:color w:val="001A1E"/>
+          <w:sz w:val="28"/>
+          <w:szCs w:val="28"/>
+        </w:rPr>
+        <w:t>3</w:t>
+      </w:r>
+      <w:r>
+        <w:rPr>
+          <w:rFonts w:ascii="Times New Roman" w:hAnsi="Times New Roman"/>
+          <w:color w:val="001A1E"/>
+          <w:sz w:val="28"/>
+          <w:szCs w:val="28"/>
+        </w:rPr>
+        <w:t>.</w:t>
+      </w:r>
+      <w:r>
+        <w:rPr>
+          <w:rFonts w:ascii="Times New Roman" w:hAnsi="Times New Roman"/>
+          <w:color w:val="001A1E"/>
+          <w:sz w:val="28"/>
+          <w:szCs w:val="28"/>
+        </w:rPr>
+        <w:t>2</w:t>
+      </w:r>
+      <w:r>
+        <w:rPr>
+          <w:rFonts w:ascii="Times New Roman" w:hAnsi="Times New Roman"/>
+          <w:color w:val="001A1E"/>
+          <w:sz w:val="28"/>
+          <w:szCs w:val="28"/>
+          <w:lang w:val="en-US"/>
+        </w:rPr>
+        <w:t>:</w:t>
+      </w:r>
+      <w:r>
+        <w:rPr>
+          <w:rFonts w:ascii="Times New Roman" w:hAnsi="Times New Roman"/>
+          <w:color w:val="001A1E"/>
+          <w:sz w:val="28"/>
+          <w:szCs w:val="28"/>
+        </w:rPr>
+        <w:t xml:space="preserve"> </w:t>
+      </w:r>
+      <w:r>
+        <w:rPr>
+          <w:rFonts w:ascii="Times New Roman" w:hAnsi="Times New Roman"/>
+          <w:color w:val="001A1E"/>
+          <w:sz w:val="28"/>
+          <w:szCs w:val="28"/>
+          <w:lang w:val="en-US"/>
+        </w:rPr>
+        <w:t>f</w:t>
+      </w:r>
+      <w:r>
+        <w:rPr>
+          <w:rFonts w:ascii="Times New Roman" w:hAnsi="Times New Roman"/>
+          <w:color w:val="001A1E"/>
+          <w:sz w:val="28"/>
+          <w:szCs w:val="28"/>
+        </w:rPr>
+        <w:t>’(</w:t>
+      </w:r>
+      <w:r>
+        <w:rPr>
+          <w:rFonts w:ascii="Times New Roman" w:hAnsi="Times New Roman"/>
+          <w:color w:val="001A1E"/>
+          <w:sz w:val="28"/>
+          <w:szCs w:val="28"/>
+          <w:lang w:val="en-US"/>
+        </w:rPr>
+        <w:t>x</w:t>
+      </w:r>
+      <w:r>
+        <w:rPr>
+          <w:rFonts w:ascii="Times New Roman" w:hAnsi="Times New Roman"/>
+          <w:color w:val="001A1E"/>
+          <w:sz w:val="28"/>
+          <w:szCs w:val="28"/>
+        </w:rPr>
+        <w:t xml:space="preserve">) = </w:t>
+      </w:r>
+      <w:r>
+        <w:rPr>
+          <w:rFonts w:ascii="Times New Roman" w:hAnsi="Times New Roman"/>
+          <w:color w:val="001A1E"/>
+          <w:sz w:val="28"/>
+          <w:szCs w:val="28"/>
+        </w:rPr>
+        <w:t>0.09</w:t>
+      </w:r>
+      <w:r>
+        <w:rPr>
+          <w:rFonts w:ascii="Times New Roman" w:hAnsi="Times New Roman"/>
+          <w:color w:val="001A1E"/>
+          <w:sz w:val="28"/>
+          <w:szCs w:val="28"/>
+        </w:rPr>
+        <w:t>.</w:t>
+      </w:r>
+      <w:r>
+        <w:rPr>
+          <w:rFonts w:ascii="Times New Roman" w:hAnsi="Times New Roman"/>
+          <w:color w:val="001A1E"/>
+          <w:sz w:val="28"/>
+          <w:szCs w:val="28"/>
+        </w:rPr>
+        <w:t xml:space="preserve"> </w:t>
+      </w:r>
+      <w:r>
+        <w:rPr>
+          <w:rFonts w:ascii="Times New Roman" w:hAnsi="Times New Roman"/>
+          <w:color w:val="001A1E"/>
+          <w:sz w:val="28"/>
+          <w:szCs w:val="28"/>
+        </w:rPr>
+        <w:t xml:space="preserve">Найдем вторую производную </w:t>
+      </w:r>
+      <w:r>
+        <w:rPr>
+          <w:rFonts w:ascii="Times New Roman" w:hAnsi="Times New Roman"/>
+          <w:color w:val="001A1E"/>
+          <w:sz w:val="28"/>
+          <w:szCs w:val="28"/>
+          <w:lang w:val="en-US"/>
+        </w:rPr>
+        <w:t>f</w:t>
+      </w:r>
+      <w:r>
+        <w:rPr>
+          <w:rFonts w:ascii="Times New Roman" w:hAnsi="Times New Roman"/>
+          <w:color w:val="001A1E"/>
+          <w:sz w:val="28"/>
+          <w:szCs w:val="28"/>
+        </w:rPr>
+        <w:t>’’(</w:t>
+      </w:r>
+      <w:r>
+        <w:rPr>
+          <w:rFonts w:ascii="Times New Roman" w:hAnsi="Times New Roman"/>
+          <w:color w:val="001A1E"/>
+          <w:sz w:val="28"/>
+          <w:szCs w:val="28"/>
+          <w:lang w:val="en-US"/>
+        </w:rPr>
+        <w:t>x</w:t>
+      </w:r>
+      <w:r>
+        <w:rPr>
+          <w:rFonts w:ascii="Times New Roman" w:hAnsi="Times New Roman"/>
+          <w:color w:val="001A1E"/>
+          <w:sz w:val="28"/>
+          <w:szCs w:val="28"/>
+        </w:rPr>
+        <w:t>) = 12</w:t>
+      </w:r>
+      <w:r>
+        <w:rPr>
+          <w:rFonts w:ascii="Times New Roman" w:hAnsi="Times New Roman"/>
+          <w:color w:val="001A1E"/>
+          <w:sz w:val="28"/>
+          <w:szCs w:val="28"/>
+          <w:lang w:val="en-US"/>
+        </w:rPr>
+        <w:t>x</w:t>
+      </w:r>
+      <w:r>
+        <w:rPr>
+          <w:rFonts w:ascii="Times New Roman" w:hAnsi="Times New Roman"/>
+          <w:color w:val="001A1E"/>
+          <w:sz w:val="28"/>
+          <w:szCs w:val="28"/>
+          <w:vertAlign w:val="superscript"/>
+        </w:rPr>
+        <w:t>2</w:t>
+      </w:r>
+      <w:r>
+        <w:rPr>
+          <w:rFonts w:ascii="Times New Roman" w:hAnsi="Times New Roman"/>
+          <w:color w:val="001A1E"/>
+          <w:sz w:val="28"/>
+          <w:szCs w:val="28"/>
+        </w:rPr>
+        <w:t xml:space="preserve"> – 26 + 2/</w:t>
+      </w:r>
+      <w:r>
+        <w:rPr>
+          <w:rFonts w:ascii="Times New Roman" w:hAnsi="Times New Roman"/>
+          <w:color w:val="001A1E"/>
+          <w:sz w:val="28"/>
+          <w:szCs w:val="28"/>
+          <w:lang w:val="en-US"/>
+        </w:rPr>
+        <w:t>x</w:t>
+      </w:r>
+      <w:r>
+        <w:rPr>
+          <w:rFonts w:ascii="Times New Roman" w:hAnsi="Times New Roman"/>
+          <w:color w:val="001A1E"/>
+          <w:sz w:val="28"/>
+          <w:szCs w:val="28"/>
+          <w:vertAlign w:val="superscript"/>
+        </w:rPr>
+        <w:t>2</w:t>
+      </w:r>
+      <w:r>
+        <w:rPr>
+          <w:rFonts w:ascii="Times New Roman" w:hAnsi="Times New Roman"/>
+          <w:color w:val="001A1E"/>
+          <w:sz w:val="28"/>
+          <w:szCs w:val="28"/>
+        </w:rPr>
+        <w:t xml:space="preserve">. </w:t>
+      </w:r>
+      <w:r>
+        <w:rPr>
+          <w:rFonts w:ascii="Times New Roman" w:hAnsi="Times New Roman"/>
+          <w:color w:val="001A1E"/>
+          <w:sz w:val="28"/>
+          <w:szCs w:val="28"/>
+        </w:rPr>
+        <w:t>12</w:t>
+      </w:r>
+      <w:r>
+        <w:rPr>
+          <w:rFonts w:ascii="Times New Roman" w:hAnsi="Times New Roman"/>
+          <w:color w:val="001A1E"/>
+          <w:sz w:val="28"/>
+          <w:szCs w:val="28"/>
+          <w:lang w:val="en-US"/>
+        </w:rPr>
+        <w:t>x</w:t>
+      </w:r>
+      <w:r>
+        <w:rPr>
+          <w:rFonts w:ascii="Times New Roman" w:hAnsi="Times New Roman"/>
+          <w:color w:val="001A1E"/>
+          <w:sz w:val="28"/>
+          <w:szCs w:val="28"/>
+          <w:vertAlign w:val="superscript"/>
+        </w:rPr>
+        <w:t>2</w:t>
+      </w:r>
+      <w:r>
+        <w:rPr>
+          <w:rFonts w:ascii="Times New Roman" w:hAnsi="Times New Roman"/>
+          <w:color w:val="001A1E"/>
+          <w:sz w:val="28"/>
+          <w:szCs w:val="28"/>
+        </w:rPr>
+        <w:t xml:space="preserve"> </w:t>
+      </w:r>
+      <w:r>
+        <w:rPr>
+          <w:rFonts w:ascii="Times New Roman" w:hAnsi="Times New Roman"/>
+          <w:color w:val="001A1E"/>
+          <w:sz w:val="28"/>
+          <w:szCs w:val="28"/>
+        </w:rPr>
+        <w:t xml:space="preserve">растет от 94 до 122 на промежутке, значит </w:t>
+      </w:r>
+      <w:r>
+        <w:rPr>
+          <w:rFonts w:ascii="Times New Roman" w:hAnsi="Times New Roman"/>
+          <w:color w:val="001A1E"/>
+          <w:sz w:val="28"/>
+          <w:szCs w:val="28"/>
+          <w:lang w:val="en-US"/>
+        </w:rPr>
+        <w:t>f</w:t>
+      </w:r>
+      <w:r>
+        <w:rPr>
+          <w:rFonts w:ascii="Times New Roman" w:hAnsi="Times New Roman"/>
+          <w:color w:val="001A1E"/>
+          <w:sz w:val="28"/>
+          <w:szCs w:val="28"/>
+        </w:rPr>
+        <w:t>’(</w:t>
+      </w:r>
+      <w:r>
+        <w:rPr>
+          <w:rFonts w:ascii="Times New Roman" w:hAnsi="Times New Roman"/>
+          <w:color w:val="001A1E"/>
+          <w:sz w:val="28"/>
+          <w:szCs w:val="28"/>
+          <w:lang w:val="en-US"/>
+        </w:rPr>
+        <w:t>x</w:t>
+      </w:r>
+      <w:r>
+        <w:rPr>
+          <w:rFonts w:ascii="Times New Roman" w:hAnsi="Times New Roman"/>
+          <w:color w:val="001A1E"/>
+          <w:sz w:val="28"/>
+          <w:szCs w:val="28"/>
+        </w:rPr>
+        <w:t xml:space="preserve">) </w:t>
+      </w:r>
+      <w:r>
+        <w:rPr>
+          <w:rFonts w:ascii="Times New Roman" w:hAnsi="Times New Roman"/>
+          <w:color w:val="001A1E"/>
+          <w:sz w:val="28"/>
+          <w:szCs w:val="28"/>
+        </w:rPr>
+        <w:t xml:space="preserve">сторого возрастает, </w:t>
+      </w:r>
+      <w:r>
+        <w:rPr>
+          <w:rFonts w:ascii="Times New Roman" w:hAnsi="Times New Roman"/>
+          <w:color w:val="001A1E"/>
+          <w:sz w:val="28"/>
+          <w:szCs w:val="28"/>
+          <w:lang w:val="en-US"/>
+        </w:rPr>
+        <w:t>f</w:t>
+      </w:r>
+      <w:r>
+        <w:rPr>
+          <w:rFonts w:ascii="Times New Roman" w:hAnsi="Times New Roman"/>
+          <w:color w:val="001A1E"/>
+          <w:sz w:val="28"/>
+          <w:szCs w:val="28"/>
+        </w:rPr>
+        <w:t>(</w:t>
+      </w:r>
+      <w:r>
+        <w:rPr>
+          <w:rFonts w:ascii="Times New Roman" w:hAnsi="Times New Roman"/>
+          <w:color w:val="001A1E"/>
+          <w:sz w:val="28"/>
+          <w:szCs w:val="28"/>
+          <w:lang w:val="en-US"/>
+        </w:rPr>
+        <w:t>x</w:t>
+      </w:r>
+      <w:r>
+        <w:rPr>
+          <w:rFonts w:ascii="Times New Roman" w:hAnsi="Times New Roman"/>
+          <w:color w:val="001A1E"/>
+          <w:sz w:val="28"/>
+          <w:szCs w:val="28"/>
+        </w:rPr>
+        <w:t xml:space="preserve">) </w:t>
+      </w:r>
+      <w:r>
+        <w:rPr>
+          <w:rFonts w:ascii="Times New Roman" w:hAnsi="Times New Roman"/>
+          <w:color w:val="001A1E"/>
+          <w:sz w:val="28"/>
+          <w:szCs w:val="28"/>
+        </w:rPr>
+        <w:t>сторого монотонна.</w:t>
       </w:r>
     </w:p>
     <w:p>
@@ -2132,6 +2701,41 @@
           <w:szCs w:val="28"/>
         </w:rPr>
         <w:tab/>
+      </w:r>
+      <w:r>
+        <w:rPr>
+          <w:rFonts w:ascii="Times New Roman" w:hAnsi="Times New Roman"/>
+          <w:color w:val="001A1E"/>
+          <w:sz w:val="28"/>
+          <w:szCs w:val="28"/>
+        </w:rPr>
+        <w:t>Создан файл main.cpp (Приложение А), который вызывает функцию BISECT.</w:t>
+      </w:r>
+    </w:p>
+    <w:p>
+      <w:pPr>
+        <w:pStyle w:val="Standard"/>
+        <w:tabs>
+          <w:tab w:val="left" w:pos="709"/>
+        </w:tabs>
+        <w:spacing w:line="360" w:lineRule="auto"/>
+        <w:contextualSpacing/>
+        <w:jc w:val="both"/>
+        <w:rPr>
+          <w:rFonts w:ascii="Times New Roman" w:hAnsi="Times New Roman"/>
+          <w:color w:val="001A1E"/>
+          <w:sz w:val="28"/>
+          <w:szCs w:val="28"/>
+        </w:rPr>
+      </w:pPr>
+      <w:r>
+        <w:rPr>
+          <w:rFonts w:ascii="Times New Roman" w:hAnsi="Times New Roman"/>
+          <w:color w:val="001A1E"/>
+          <w:sz w:val="28"/>
+          <w:szCs w:val="28"/>
+        </w:rPr>
+        <w:tab/>
         <w:t xml:space="preserve">С помощью вычисленных результатов был построен график зависимости колчиества операций от </w:t>
       </w:r>
       <w:r>
@@ -2192,9 +2796,10 @@
         <w:rPr>
           <w:noProof/>
         </w:rPr>
+        <w:lastRenderedPageBreak/>
         <w:drawing>
-          <wp:inline distT="0" distB="0" distL="0" distR="0" wp14:anchorId="2F2298C0" wp14:editId="01CCC06F">
-            <wp:extent cx="3241963" cy="2467080"/>
+          <wp:inline distT="0" distB="0" distL="0" distR="0" wp14:anchorId="2F2298C0" wp14:editId="608DAB47">
+            <wp:extent cx="4135519" cy="3147060"/>
             <wp:effectExtent l="0" t="0" r="0" b="0"/>
             <wp:docPr id="4" name="Picture 4"/>
             <wp:cNvGraphicFramePr>
@@ -2216,7 +2821,7 @@
                   <pic:spPr>
                     <a:xfrm>
                       <a:off x="0" y="0"/>
-                      <a:ext cx="3249655" cy="2472933"/>
+                      <a:ext cx="4153850" cy="3161009"/>
                     </a:xfrm>
                     <a:prstGeom prst="rect">
                       <a:avLst/>
@@ -2296,7 +2901,6 @@
           <w:sz w:val="28"/>
           <w:szCs w:val="28"/>
         </w:rPr>
-        <w:lastRenderedPageBreak/>
         <w:tab/>
       </w:r>
       <w:r>
@@ -3837,6 +4441,7 @@
                 <w:sz w:val="28"/>
                 <w:szCs w:val="28"/>
               </w:rPr>
+              <w:lastRenderedPageBreak/>
               <w:t>10</w:t>
             </w:r>
             <w:r>
@@ -4349,15 +4954,7 @@
                 <w:szCs w:val="28"/>
                 <w:vertAlign w:val="superscript"/>
               </w:rPr>
-              <w:t>-</w:t>
-            </w:r>
-            <w:r>
-              <w:rPr>
-                <w:sz w:val="28"/>
-                <w:szCs w:val="28"/>
-                <w:vertAlign w:val="superscript"/>
-              </w:rPr>
-              <w:t>5</w:t>
+              <w:t>-5</w:t>
             </w:r>
           </w:p>
         </w:tc>
@@ -4483,15 +5080,7 @@
                 <w:szCs w:val="28"/>
                 <w:vertAlign w:val="superscript"/>
               </w:rPr>
-              <w:t>-</w:t>
-            </w:r>
-            <w:r>
-              <w:rPr>
-                <w:sz w:val="28"/>
-                <w:szCs w:val="28"/>
-                <w:vertAlign w:val="superscript"/>
-              </w:rPr>
-              <w:t>5</w:t>
+              <w:t>-5</w:t>
             </w:r>
           </w:p>
         </w:tc>
@@ -4617,15 +5206,7 @@
                 <w:szCs w:val="28"/>
                 <w:vertAlign w:val="superscript"/>
               </w:rPr>
-              <w:t>-</w:t>
-            </w:r>
-            <w:r>
-              <w:rPr>
-                <w:sz w:val="28"/>
-                <w:szCs w:val="28"/>
-                <w:vertAlign w:val="superscript"/>
-              </w:rPr>
-              <w:t>5</w:t>
+              <w:t>-5</w:t>
             </w:r>
           </w:p>
         </w:tc>
@@ -4751,15 +5332,7 @@
                 <w:szCs w:val="28"/>
                 <w:vertAlign w:val="superscript"/>
               </w:rPr>
-              <w:t>-</w:t>
-            </w:r>
-            <w:r>
-              <w:rPr>
-                <w:sz w:val="28"/>
-                <w:szCs w:val="28"/>
-                <w:vertAlign w:val="superscript"/>
-              </w:rPr>
-              <w:t>5</w:t>
+              <w:t>-5</w:t>
             </w:r>
           </w:p>
         </w:tc>
@@ -4885,15 +5458,7 @@
                 <w:szCs w:val="28"/>
                 <w:vertAlign w:val="superscript"/>
               </w:rPr>
-              <w:t>-</w:t>
-            </w:r>
-            <w:r>
-              <w:rPr>
-                <w:sz w:val="28"/>
-                <w:szCs w:val="28"/>
-                <w:vertAlign w:val="superscript"/>
-              </w:rPr>
-              <w:t>5</w:t>
+              <w:t>-5</w:t>
             </w:r>
           </w:p>
         </w:tc>
@@ -5263,7 +5828,6 @@
                 <w:sz w:val="28"/>
                 <w:szCs w:val="28"/>
               </w:rPr>
-              <w:lastRenderedPageBreak/>
               <w:t>10</w:t>
             </w:r>
             <w:r>
@@ -5586,14 +6150,7 @@
                 <w:sz w:val="28"/>
                 <w:szCs w:val="28"/>
               </w:rPr>
-              <w:t>2.9886</w:t>
-            </w:r>
-            <w:r>
-              <w:rPr>
-                <w:sz w:val="28"/>
-                <w:szCs w:val="28"/>
-              </w:rPr>
-              <w:t>84</w:t>
+              <w:t>2.988684</w:t>
             </w:r>
           </w:p>
         </w:tc>
@@ -5719,14 +6276,7 @@
                 <w:sz w:val="28"/>
                 <w:szCs w:val="28"/>
               </w:rPr>
-              <w:t>2.98867</w:t>
-            </w:r>
-            <w:r>
-              <w:rPr>
-                <w:sz w:val="28"/>
-                <w:szCs w:val="28"/>
-              </w:rPr>
-              <w:t>3</w:t>
+              <w:t>2.988673</w:t>
             </w:r>
           </w:p>
         </w:tc>
@@ -5893,34 +6443,7 @@
           <w:sz w:val="28"/>
           <w:szCs w:val="28"/>
         </w:rPr>
-        <w:t xml:space="preserve"> </w:t>
-      </w:r>
-      <w:r>
-        <w:rPr>
-          <w:rFonts w:ascii="Times New Roman" w:hAnsi="Times New Roman"/>
-          <w:color w:val="001A1E"/>
-          <w:sz w:val="28"/>
-          <w:szCs w:val="28"/>
-        </w:rPr>
-        <w:t>(x≈2.989299).</w:t>
-      </w:r>
-      <w:r>
-        <w:rPr>
-          <w:rFonts w:ascii="Times New Roman" w:hAnsi="Times New Roman"/>
-          <w:color w:val="001A1E"/>
-          <w:sz w:val="28"/>
-          <w:szCs w:val="28"/>
-        </w:rPr>
-        <w:t xml:space="preserve"> </w:t>
-      </w:r>
-      <w:r>
-        <w:rPr>
-          <w:rFonts w:ascii="Times New Roman" w:hAnsi="Times New Roman"/>
-          <w:color w:val="001A1E"/>
-          <w:sz w:val="28"/>
-          <w:szCs w:val="28"/>
-        </w:rPr>
-        <w:t>Анализ результатов показал логарифмическую зависимость числа итераций от заданной точности.</w:t>
+        <w:t xml:space="preserve"> (x≈2.989299). Анализ результатов показал логарифмическую зависимость числа итераций от заданной точности.</w:t>
       </w:r>
       <w:r>
         <w:t xml:space="preserve"> </w:t>
@@ -5961,6 +6484,7 @@
           <w:bCs/>
           <w:sz w:val="28"/>
           <w:szCs w:val="28"/>
+          <w:lang w:val="en-US"/>
         </w:rPr>
       </w:pPr>
       <w:r>
@@ -5981,6 +6505,7 @@
           <w:bCs/>
           <w:sz w:val="28"/>
           <w:szCs w:val="28"/>
+          <w:lang w:val="en-US"/>
         </w:rPr>
         <w:t xml:space="preserve"> </w:t>
       </w:r>
@@ -6960,6 +7485,7 @@
           <w:bCs/>
           <w:sz w:val="28"/>
           <w:szCs w:val="28"/>
+          <w:lang w:val="en-US"/>
         </w:rPr>
       </w:pPr>
       <w:r>
@@ -14327,6 +14853,7 @@
   <w:style w:type="character" w:default="1" w:styleId="DefaultParagraphFont">
     <w:name w:val="Default Paragraph Font"/>
     <w:uiPriority w:val="1"/>
+    <w:semiHidden/>
     <w:unhideWhenUsed/>
   </w:style>
   <w:style w:type="table" w:default="1" w:styleId="TableNormal">
